--- a/streamplay-guide/downloads/Streamplay-Studio-Guide-ZH.docx
+++ b/streamplay-guide/downloads/Streamplay-Studio-Guide-ZH.docx
@@ -33,7 +33,7 @@
         <w:snapToGrid w:val="0"/>
       </w:pPr>
       <w:r>
-        <w:t>内容版本 2026-10-22 · 13</w:t>
+        <w:t>内容版本 2026-10-22 · 14</w:t>
       </w:r>
     </w:p>
     <w:p>
@@ -92,12 +92,26 @@
         <w:spacing w:after="60"/>
         <w:snapToGrid w:val="0"/>
       </w:pPr>
+      <w:hyperlink w:anchor="section_home">
+        <w:r>
+          <w:rPr>
+            <w:color w:val="405D78"/>
+          </w:rPr>
+          <w:t>01   指南首页</w:t>
+        </w:r>
+      </w:hyperlink>
+    </w:p>
+    <w:p>
+      <w:pPr>
+        <w:spacing w:after="60"/>
+        <w:snapToGrid w:val="0"/>
+      </w:pPr>
       <w:hyperlink w:anchor="section_download">
         <w:r>
           <w:rPr>
             <w:color w:val="405D78"/>
           </w:rPr>
-          <w:t>01   下载与安装</w:t>
+          <w:t>02   下载与安装</w:t>
         </w:r>
       </w:hyperlink>
     </w:p>
@@ -111,7 +125,7 @@
           <w:rPr>
             <w:color w:val="405D78"/>
           </w:rPr>
-          <w:t>02   登录与切换账号</w:t>
+          <w:t>03   登录与切换账号</w:t>
         </w:r>
       </w:hyperlink>
     </w:p>
@@ -125,7 +139,7 @@
           <w:rPr>
             <w:color w:val="405D78"/>
           </w:rPr>
-          <w:t>03   软件概览</w:t>
+          <w:t>04   软件概览</w:t>
         </w:r>
       </w:hyperlink>
     </w:p>
@@ -139,7 +153,7 @@
           <w:rPr>
             <w:color w:val="405D78"/>
           </w:rPr>
-          <w:t>04   添加 Cast 成员</w:t>
+          <w:t>05   添加 Cast 成员</w:t>
         </w:r>
       </w:hyperlink>
     </w:p>
@@ -153,7 +167,7 @@
           <w:rPr>
             <w:color w:val="405D78"/>
           </w:rPr>
-          <w:t>05   连接摄像头与 OBS</w:t>
+          <w:t>06   连接摄像头与 OBS</w:t>
         </w:r>
       </w:hyperlink>
     </w:p>
@@ -167,7 +181,7 @@
           <w:rPr>
             <w:color w:val="405D78"/>
           </w:rPr>
-          <w:t>06   选择一种玩法</w:t>
+          <w:t>07   选择一种玩法</w:t>
         </w:r>
       </w:hyperlink>
     </w:p>
@@ -181,7 +195,7 @@
           <w:rPr>
             <w:color w:val="405D78"/>
           </w:rPr>
-          <w:t>07   绑定代表礼物</w:t>
+          <w:t>08   绑定代表礼物</w:t>
         </w:r>
       </w:hyperlink>
     </w:p>
@@ -195,7 +209,7 @@
           <w:rPr>
             <w:color w:val="405D78"/>
           </w:rPr>
-          <w:t>08   开始第一场互动</w:t>
+          <w:t>09   开始第一场互动</w:t>
         </w:r>
       </w:hyperlink>
     </w:p>
@@ -209,7 +223,7 @@
           <w:rPr>
             <w:color w:val="405D78"/>
           </w:rPr>
-          <w:t>09   Group Sticker</w:t>
+          <w:t>10   Group Sticker</w:t>
         </w:r>
       </w:hyperlink>
     </w:p>
@@ -223,7 +237,7 @@
           <w:rPr>
             <w:color w:val="405D78"/>
           </w:rPr>
-          <w:t>10   Group PK</w:t>
+          <w:t>11   Group PK</w:t>
         </w:r>
       </w:hyperlink>
     </w:p>
@@ -237,7 +251,7 @@
           <w:rPr>
             <w:color w:val="405D78"/>
           </w:rPr>
-          <w:t>11   1v1 PK</w:t>
+          <w:t>12   1v1 PK</w:t>
         </w:r>
       </w:hyperlink>
     </w:p>
@@ -251,7 +265,7 @@
           <w:rPr>
             <w:color w:val="405D78"/>
           </w:rPr>
-          <w:t>12   Solo Stage</w:t>
+          <w:t>13   Solo Stage</w:t>
         </w:r>
       </w:hyperlink>
     </w:p>
@@ -265,7 +279,7 @@
           <w:rPr>
             <w:color w:val="405D78"/>
           </w:rPr>
-          <w:t>13   Multi PK</w:t>
+          <w:t>14   Multi PK</w:t>
         </w:r>
       </w:hyperlink>
     </w:p>
@@ -279,7 +293,7 @@
           <w:rPr>
             <w:color w:val="405D78"/>
           </w:rPr>
-          <w:t>14   其他画面工具</w:t>
+          <w:t>15   其他画面工具</w:t>
         </w:r>
       </w:hyperlink>
     </w:p>
@@ -293,7 +307,7 @@
           <w:rPr>
             <w:color w:val="405D78"/>
           </w:rPr>
-          <w:t>15   结束与查看记录</w:t>
+          <w:t>16   结束与查看记录</w:t>
         </w:r>
       </w:hyperlink>
     </w:p>
@@ -307,21 +321,235 @@
           <w:rPr>
             <w:color w:val="405D78"/>
           </w:rPr>
-          <w:t>16   遇到问题</w:t>
+          <w:t>17   遇到问题</w:t>
         </w:r>
       </w:hyperlink>
     </w:p>
     <w:p>
-      <w:bookmarkStart w:id="1" w:name="section_download"/>
+      <w:bookmarkStart w:id="1" w:name="section_home"/>
       <w:pPr>
         <w:pStyle w:val="Heading1"/>
         <w:pageBreakBefore/>
         <w:snapToGrid w:val="0"/>
       </w:pPr>
       <w:r>
-        <w:t>01  下载与安装</w:t>
+        <w:t>01  指南首页</w:t>
       </w:r>
       <w:bookmarkEnd w:id="1"/>
+    </w:p>
+    <w:p>
+      <w:pPr>
+        <w:snapToGrid w:val="0"/>
+      </w:pPr>
+      <w:r>
+        <w:t>从安装到第一场互动，按六步完成准备。</w:t>
+      </w:r>
+    </w:p>
+    <w:p>
+      <w:pPr>
+        <w:pStyle w:val="Heading2"/>
+        <w:snapToGrid w:val="0"/>
+      </w:pPr>
+      <w:r>
+        <w:t>首次使用路线</w:t>
+      </w:r>
+    </w:p>
+    <w:p>
+      <w:pPr>
+        <w:keepNext/>
+        <w:snapToGrid w:val="0"/>
+      </w:pPr>
+      <w:hyperlink w:anchor="section_download">
+        <w:r>
+          <w:rPr>
+            <w:color w:val="405D78"/>
+          </w:rPr>
+          <w:t>下载安装</w:t>
+        </w:r>
+      </w:hyperlink>
+    </w:p>
+    <w:p>
+      <w:pPr>
+        <w:snapToGrid w:val="0"/>
+      </w:pPr>
+      <w:r>
+        <w:t>选择适合电脑的安装包。</w:t>
+      </w:r>
+    </w:p>
+    <w:p>
+      <w:pPr>
+        <w:keepNext/>
+        <w:snapToGrid w:val="0"/>
+      </w:pPr>
+      <w:hyperlink w:anchor="section_account">
+        <w:r>
+          <w:rPr>
+            <w:color w:val="405D78"/>
+          </w:rPr>
+          <w:t>登录账号</w:t>
+        </w:r>
+      </w:hyperlink>
+    </w:p>
+    <w:p>
+      <w:pPr>
+        <w:snapToGrid w:val="0"/>
+      </w:pPr>
+      <w:r>
+        <w:t>确认当前使用的 Studio 账号。</w:t>
+      </w:r>
+    </w:p>
+    <w:p>
+      <w:pPr>
+        <w:keepNext/>
+        <w:snapToGrid w:val="0"/>
+      </w:pPr>
+      <w:hyperlink w:anchor="section_cast">
+        <w:r>
+          <w:rPr>
+            <w:color w:val="405D78"/>
+          </w:rPr>
+          <w:t>添加成员</w:t>
+        </w:r>
+      </w:hyperlink>
+    </w:p>
+    <w:p>
+      <w:pPr>
+        <w:snapToGrid w:val="0"/>
+      </w:pPr>
+      <w:r>
+        <w:t>建立 Cast 名单。</w:t>
+      </w:r>
+    </w:p>
+    <w:p>
+      <w:pPr>
+        <w:keepNext/>
+        <w:snapToGrid w:val="0"/>
+      </w:pPr>
+      <w:hyperlink w:anchor="section_camera">
+        <w:r>
+          <w:rPr>
+            <w:color w:val="405D78"/>
+          </w:rPr>
+          <w:t>接入画面</w:t>
+        </w:r>
+      </w:hyperlink>
+    </w:p>
+    <w:p>
+      <w:pPr>
+        <w:snapToGrid w:val="0"/>
+      </w:pPr>
+      <w:r>
+        <w:t>连接摄像头与 OBS 互动叠加层。</w:t>
+      </w:r>
+    </w:p>
+    <w:p>
+      <w:pPr>
+        <w:keepNext/>
+        <w:snapToGrid w:val="0"/>
+      </w:pPr>
+      <w:hyperlink w:anchor="section_modes">
+        <w:r>
+          <w:rPr>
+            <w:color w:val="405D78"/>
+          </w:rPr>
+          <w:t>选择玩法</w:t>
+        </w:r>
+      </w:hyperlink>
+    </w:p>
+    <w:p>
+      <w:pPr>
+        <w:snapToGrid w:val="0"/>
+      </w:pPr>
+      <w:r>
+        <w:t>选一种模式，配置成员、时长和所需礼物。</w:t>
+      </w:r>
+    </w:p>
+    <w:p>
+      <w:pPr>
+        <w:keepNext/>
+        <w:snapToGrid w:val="0"/>
+      </w:pPr>
+      <w:hyperlink w:anchor="section_live">
+        <w:r>
+          <w:rPr>
+            <w:color w:val="405D78"/>
+          </w:rPr>
+          <w:t>连接直播</w:t>
+        </w:r>
+      </w:hyperlink>
+    </w:p>
+    <w:p>
+      <w:pPr>
+        <w:snapToGrid w:val="0"/>
+      </w:pPr>
+      <w:r>
+        <w:t>开播后连接 LIVE 数据，再开始游戏。</w:t>
+      </w:r>
+    </w:p>
+    <w:p>
+      <w:pPr>
+        <w:pStyle w:val="Heading2"/>
+        <w:snapToGrid w:val="0"/>
+      </w:pPr>
+      <w:r>
+        <w:t>常用入口</w:t>
+      </w:r>
+    </w:p>
+    <w:p>
+      <w:pPr>
+        <w:pStyle w:val="Heading2"/>
+        <w:snapToGrid w:val="0"/>
+      </w:pPr>
+      <w:hyperlink w:anchor="section_modes">
+        <w:r>
+          <w:rPr>
+            <w:color w:val="000000"/>
+          </w:rPr>
+          <w:t>五种玩法</w:t>
+        </w:r>
+      </w:hyperlink>
+    </w:p>
+    <w:p>
+      <w:pPr>
+        <w:snapToGrid w:val="0"/>
+      </w:pPr>
+      <w:r>
+        <w:t>设置、开始、结束与下一轮。</w:t>
+      </w:r>
+    </w:p>
+    <w:p>
+      <w:pPr>
+        <w:pStyle w:val="Heading2"/>
+        <w:snapToGrid w:val="0"/>
+      </w:pPr>
+      <w:hyperlink w:anchor="section_help">
+        <w:r>
+          <w:rPr>
+            <w:color w:val="000000"/>
+          </w:rPr>
+          <w:t>遇到问题</w:t>
+        </w:r>
+      </w:hyperlink>
+    </w:p>
+    <w:p>
+      <w:pPr>
+        <w:snapToGrid w:val="0"/>
+      </w:pPr>
+      <w:r>
+        <w:t>按现象查找处理方法。</w:t>
+      </w:r>
+    </w:p>
+    <w:p>
+      <w:bookmarkStart w:id="2" w:name="section_download"/>
+      <w:pPr>
+        <w:pStyle w:val="Heading1"/>
+        <w:pageBreakBefore/>
+        <w:snapToGrid w:val="0"/>
+      </w:pPr>
+      <w:r>
+        <w:t>02  下载与安装</w:t>
+      </w:r>
+      <w:bookmarkEnd w:id="2"/>
     </w:p>
     <w:p>
       <w:pPr>
@@ -412,9 +640,6 @@
         <w:snapToGrid w:val="0"/>
       </w:pPr>
       <w:r>
-        <w:rPr>
-          <w:b/>
-        </w:rPr>
         <w:t>完成后检查：</w:t>
       </w:r>
       <w:r>
@@ -422,16 +647,16 @@
       </w:r>
     </w:p>
     <w:p>
-      <w:bookmarkStart w:id="2" w:name="section_account"/>
+      <w:bookmarkStart w:id="3" w:name="section_account"/>
       <w:pPr>
         <w:pStyle w:val="Heading1"/>
         <w:pageBreakBefore/>
         <w:snapToGrid w:val="0"/>
       </w:pPr>
       <w:r>
-        <w:t>02  登录与切换账号</w:t>
-      </w:r>
-      <w:bookmarkEnd w:id="2"/>
+        <w:t>03  登录与切换账号</w:t>
+      </w:r>
+      <w:bookmarkEnd w:id="3"/>
     </w:p>
     <w:p>
       <w:pPr>
@@ -589,7 +814,7 @@
       <w:r>
         <w:drawing>
           <wp:inline xmlns:a="http://schemas.openxmlformats.org/drawingml/2006/main" xmlns:pic="http://schemas.openxmlformats.org/drawingml/2006/picture">
-            <wp:extent cx="5247266" cy="3291840"/>
+            <wp:extent cx="4518479" cy="2834640"/>
             <wp:docPr id="1" name="Picture 1" descr="账号菜单参考图 Cast Settings 与 Switch Account 在同一菜单中"/>
             <wp:cNvGraphicFramePr>
               <a:graphicFrameLocks noChangeAspect="1"/>
@@ -610,7 +835,7 @@
                   <pic:spPr>
                     <a:xfrm>
                       <a:off x="0" y="0"/>
-                      <a:ext cx="5247266" cy="3291840"/>
+                      <a:ext cx="4518479" cy="2834640"/>
                     </a:xfrm>
                     <a:prstGeom prst="rect"/>
                   </pic:spPr>
@@ -670,9 +895,6 @@
         <w:snapToGrid w:val="0"/>
       </w:pPr>
       <w:r>
-        <w:rPr>
-          <w:b/>
-        </w:rPr>
         <w:t>完成后检查：</w:t>
       </w:r>
       <w:r>
@@ -689,7 +911,7 @@
       <w:r>
         <w:drawing>
           <wp:inline xmlns:a="http://schemas.openxmlformats.org/drawingml/2006/main" xmlns:pic="http://schemas.openxmlformats.org/drawingml/2006/picture">
-            <wp:extent cx="5247266" cy="3291840"/>
+            <wp:extent cx="4518479" cy="2834640"/>
             <wp:docPr id="2" name="Picture 2" descr="Switch Account 打开已保存账号列表；Add another account 打开 ID 和密码输入页。"/>
             <wp:cNvGraphicFramePr>
               <a:graphicFrameLocks noChangeAspect="1"/>
@@ -710,7 +932,7 @@
                   <pic:spPr>
                     <a:xfrm>
                       <a:off x="0" y="0"/>
-                      <a:ext cx="5247266" cy="3291840"/>
+                      <a:ext cx="4518479" cy="2834640"/>
                     </a:xfrm>
                     <a:prstGeom prst="rect"/>
                   </pic:spPr>
@@ -740,16 +962,16 @@
       </w:r>
     </w:p>
     <w:p>
-      <w:bookmarkStart w:id="3" w:name="section_start"/>
+      <w:bookmarkStart w:id="4" w:name="section_start"/>
       <w:pPr>
         <w:pStyle w:val="Heading1"/>
         <w:pageBreakBefore/>
         <w:snapToGrid w:val="0"/>
       </w:pPr>
       <w:r>
-        <w:t>03  软件概览</w:t>
-      </w:r>
-      <w:bookmarkEnd w:id="3"/>
+        <w:t>04  软件概览</w:t>
+      </w:r>
+      <w:bookmarkEnd w:id="4"/>
     </w:p>
     <w:p>
       <w:pPr>
@@ -778,7 +1000,7 @@
       <w:r>
         <w:drawing>
           <wp:inline xmlns:a="http://schemas.openxmlformats.org/drawingml/2006/main" xmlns:pic="http://schemas.openxmlformats.org/drawingml/2006/picture">
-            <wp:extent cx="5247266" cy="3291840"/>
+            <wp:extent cx="4518479" cy="2834640"/>
             <wp:docPr id="3" name="Picture 3" descr="Studio 首页：左边配置场景与玩法，中间预览，右边查看直播互动"/>
             <wp:cNvGraphicFramePr>
               <a:graphicFrameLocks noChangeAspect="1"/>
@@ -799,7 +1021,7 @@
                   <pic:spPr>
                     <a:xfrm>
                       <a:off x="0" y="0"/>
-                      <a:ext cx="5247266" cy="3291840"/>
+                      <a:ext cx="4518479" cy="2834640"/>
                     </a:xfrm>
                     <a:prstGeom prst="rect"/>
                   </pic:spPr>
@@ -1255,16 +1477,16 @@
       </w:r>
     </w:p>
     <w:p>
-      <w:bookmarkStart w:id="4" w:name="section_cast"/>
+      <w:bookmarkStart w:id="5" w:name="section_cast"/>
       <w:pPr>
         <w:pStyle w:val="Heading1"/>
         <w:pageBreakBefore/>
         <w:snapToGrid w:val="0"/>
       </w:pPr>
       <w:r>
-        <w:t>04  添加 Cast 成员</w:t>
-      </w:r>
-      <w:bookmarkEnd w:id="4"/>
+        <w:t>05  添加 Cast 成员</w:t>
+      </w:r>
+      <w:bookmarkEnd w:id="5"/>
     </w:p>
     <w:p>
       <w:pPr>
@@ -1310,7 +1532,7 @@
       <w:r>
         <w:drawing>
           <wp:inline xmlns:a="http://schemas.openxmlformats.org/drawingml/2006/main" xmlns:pic="http://schemas.openxmlformats.org/drawingml/2006/picture">
-            <wp:extent cx="5247266" cy="3291840"/>
+            <wp:extent cx="4518479" cy="2834640"/>
             <wp:docPr id="4" name="Picture 4" descr="添加入口：右上角账号 → Cast Settings"/>
             <wp:cNvGraphicFramePr>
               <a:graphicFrameLocks noChangeAspect="1"/>
@@ -1331,7 +1553,7 @@
                   <pic:spPr>
                     <a:xfrm>
                       <a:off x="0" y="0"/>
-                      <a:ext cx="5247266" cy="3291840"/>
+                      <a:ext cx="4518479" cy="2834640"/>
                     </a:xfrm>
                     <a:prstGeom prst="rect"/>
                   </pic:spPr>
@@ -1371,7 +1593,7 @@
       <w:r>
         <w:drawing>
           <wp:inline xmlns:a="http://schemas.openxmlformats.org/drawingml/2006/main" xmlns:pic="http://schemas.openxmlformats.org/drawingml/2006/picture">
-            <wp:extent cx="5247266" cy="3291840"/>
+            <wp:extent cx="4518479" cy="2834640"/>
             <wp:docPr id="5" name="Picture 5" descr="添加完成后的成员名单：h_001022 已获取头像，test1、test2 使用昵称头像"/>
             <wp:cNvGraphicFramePr>
               <a:graphicFrameLocks noChangeAspect="1"/>
@@ -1392,7 +1614,7 @@
                   <pic:spPr>
                     <a:xfrm>
                       <a:off x="0" y="0"/>
-                      <a:ext cx="5247266" cy="3291840"/>
+                      <a:ext cx="4518479" cy="2834640"/>
                     </a:xfrm>
                     <a:prstGeom prst="rect"/>
                   </pic:spPr>
@@ -1495,9 +1717,6 @@
         <w:snapToGrid w:val="0"/>
       </w:pPr>
       <w:r>
-        <w:rPr>
-          <w:b/>
-        </w:rPr>
         <w:t>完成后检查：</w:t>
       </w:r>
       <w:r>
@@ -1505,16 +1724,16 @@
       </w:r>
     </w:p>
     <w:p>
-      <w:bookmarkStart w:id="5" w:name="section_camera"/>
+      <w:bookmarkStart w:id="6" w:name="section_camera"/>
       <w:pPr>
         <w:pStyle w:val="Heading1"/>
         <w:pageBreakBefore/>
         <w:snapToGrid w:val="0"/>
       </w:pPr>
       <w:r>
-        <w:t>05  连接摄像头与 OBS</w:t>
-      </w:r>
-      <w:bookmarkEnd w:id="5"/>
+        <w:t>06  连接摄像头与 OBS</w:t>
+      </w:r>
+      <w:bookmarkEnd w:id="6"/>
     </w:p>
     <w:p>
       <w:pPr>
@@ -1603,7 +1822,7 @@
       <w:r>
         <w:drawing>
           <wp:inline xmlns:a="http://schemas.openxmlformats.org/drawingml/2006/main" xmlns:pic="http://schemas.openxmlformats.org/drawingml/2006/picture">
-            <wp:extent cx="5247266" cy="3291840"/>
+            <wp:extent cx="4518479" cy="2834640"/>
             <wp:docPr id="6" name="Picture 6" descr="Camera Settings：选择摄像头来源，必要时刷新设备"/>
             <wp:cNvGraphicFramePr>
               <a:graphicFrameLocks noChangeAspect="1"/>
@@ -1624,7 +1843,7 @@
                   <pic:spPr>
                     <a:xfrm>
                       <a:off x="0" y="0"/>
-                      <a:ext cx="5247266" cy="3291840"/>
+                      <a:ext cx="4518479" cy="2834640"/>
                     </a:xfrm>
                     <a:prstGeom prst="rect"/>
                   </pic:spPr>
@@ -1724,7 +1943,7 @@
       <w:r>
         <w:drawing>
           <wp:inline xmlns:a="http://schemas.openxmlformats.org/drawingml/2006/main" xmlns:pic="http://schemas.openxmlformats.org/drawingml/2006/picture">
-            <wp:extent cx="5247266" cy="3291840"/>
+            <wp:extent cx="4518479" cy="2834640"/>
             <wp:docPr id="7" name="Picture 7" descr="Studio Settings：复制你自己软件里的 OBS Overlay Runtime 链接"/>
             <wp:cNvGraphicFramePr>
               <a:graphicFrameLocks noChangeAspect="1"/>
@@ -1745,7 +1964,7 @@
                   <pic:spPr>
                     <a:xfrm>
                       <a:off x="0" y="0"/>
-                      <a:ext cx="5247266" cy="3291840"/>
+                      <a:ext cx="4518479" cy="2834640"/>
                     </a:xfrm>
                     <a:prstGeom prst="rect"/>
                   </pic:spPr>
@@ -1788,26 +2007,37 @@
         <w:snapToGrid w:val="0"/>
       </w:pPr>
       <w:r>
+        <w:t>完成后检查：</w:t>
+      </w:r>
+      <w:r>
+        <w:t>Studio 中间能看到画面。玩法启动后，OBS 浏览器源能显示该玩法的成员与分数。</w:t>
+      </w:r>
+    </w:p>
+    <w:p>
+      <w:pPr>
+        <w:snapToGrid w:val="0"/>
+      </w:pPr>
+      <w:r>
         <w:rPr>
           <w:b/>
         </w:rPr>
-        <w:t>完成后检查：</w:t>
-      </w:r>
-      <w:r>
-        <w:t>Studio 中间能看到画面。玩法启动后，OBS 浏览器源能显示该玩法的成员与分数。</w:t>
-      </w:r>
-    </w:p>
-    <w:p>
-      <w:bookmarkStart w:id="6" w:name="section_modes"/>
+        <w:t>点击开始后，OBS 为什么没有显示游戏画面？</w:t>
+      </w:r>
+      <w:r>
+        <w:t xml:space="preserve"> 如果已点击 Play / Start / Start round，但 OBS 中没有显示互动叠加层，先在 OBS 的“来源”中选中 Streamplay 对应的浏览器源，打开“属性”，点击“刷新当前页面的缓存”（Refresh cache of current page），再检查画面。这里刷新的是浏览器源，不是摄像头源。</w:t>
+      </w:r>
+    </w:p>
+    <w:p>
+      <w:bookmarkStart w:id="7" w:name="section_modes"/>
       <w:pPr>
         <w:pStyle w:val="Heading1"/>
         <w:pageBreakBefore/>
         <w:snapToGrid w:val="0"/>
       </w:pPr>
       <w:r>
-        <w:t>06  选择一种玩法</w:t>
-      </w:r>
-      <w:bookmarkEnd w:id="6"/>
+        <w:t>07  选择一种玩法</w:t>
+      </w:r>
+      <w:bookmarkEnd w:id="7"/>
     </w:p>
     <w:p>
       <w:pPr>
@@ -1997,16 +2227,16 @@
       </w:r>
     </w:p>
     <w:p>
-      <w:bookmarkStart w:id="7" w:name="section_gifts"/>
+      <w:bookmarkStart w:id="8" w:name="section_gifts"/>
       <w:pPr>
         <w:pStyle w:val="Heading1"/>
         <w:pageBreakBefore/>
         <w:snapToGrid w:val="0"/>
       </w:pPr>
       <w:r>
-        <w:t>07  绑定代表礼物</w:t>
-      </w:r>
-      <w:bookmarkEnd w:id="7"/>
+        <w:t>08  绑定代表礼物</w:t>
+      </w:r>
+      <w:bookmarkEnd w:id="8"/>
     </w:p>
     <w:p>
       <w:pPr>
@@ -2086,7 +2316,7 @@
       <w:r>
         <w:drawing>
           <wp:inline xmlns:a="http://schemas.openxmlformats.org/drawingml/2006/main" xmlns:pic="http://schemas.openxmlformats.org/drawingml/2006/picture">
-            <wp:extent cx="5247266" cy="3291840"/>
+            <wp:extent cx="4518479" cy="2834640"/>
             <wp:docPr id="8" name="Picture 8" descr="Gift Mapping：每行对应一名成员及其代表礼物"/>
             <wp:cNvGraphicFramePr>
               <a:graphicFrameLocks noChangeAspect="1"/>
@@ -2107,7 +2337,7 @@
                   <pic:spPr>
                     <a:xfrm>
                       <a:off x="0" y="0"/>
-                      <a:ext cx="5247266" cy="3291840"/>
+                      <a:ext cx="4518479" cy="2834640"/>
                     </a:xfrm>
                     <a:prstGeom prst="rect"/>
                   </pic:spPr>
@@ -2138,7 +2368,7 @@
       <w:r>
         <w:drawing>
           <wp:inline xmlns:a="http://schemas.openxmlformats.org/drawingml/2006/main" xmlns:pic="http://schemas.openxmlformats.org/drawingml/2006/picture">
-            <wp:extent cx="5247266" cy="3291840"/>
+            <wp:extent cx="4518479" cy="2834640"/>
             <wp:docPr id="9" name="Picture 9" descr="Select Gift：搜索并核对礼物；这里以 Rose 搜索为例"/>
             <wp:cNvGraphicFramePr>
               <a:graphicFrameLocks noChangeAspect="1"/>
@@ -2159,7 +2389,7 @@
                   <pic:spPr>
                     <a:xfrm>
                       <a:off x="0" y="0"/>
-                      <a:ext cx="5247266" cy="3291840"/>
+                      <a:ext cx="4518479" cy="2834640"/>
                     </a:xfrm>
                     <a:prstGeom prst="rect"/>
                   </pic:spPr>
@@ -2219,9 +2449,6 @@
         <w:snapToGrid w:val="0"/>
       </w:pPr>
       <w:r>
-        <w:rPr>
-          <w:b/>
-        </w:rPr>
         <w:t>完成后检查：</w:t>
       </w:r>
       <w:r>
@@ -2229,16 +2456,16 @@
       </w:r>
     </w:p>
     <w:p>
-      <w:bookmarkStart w:id="8" w:name="section_live"/>
+      <w:bookmarkStart w:id="9" w:name="section_live"/>
       <w:pPr>
         <w:pStyle w:val="Heading1"/>
         <w:pageBreakBefore/>
         <w:snapToGrid w:val="0"/>
       </w:pPr>
       <w:r>
-        <w:t>08  开始第一场互动</w:t>
-      </w:r>
-      <w:bookmarkEnd w:id="8"/>
+        <w:t>09  开始第一场互动</w:t>
+      </w:r>
+      <w:bookmarkEnd w:id="9"/>
     </w:p>
     <w:p>
       <w:pPr>
@@ -2636,16 +2863,16 @@
       </w:pPr>
     </w:p>
     <w:p>
-      <w:bookmarkStart w:id="9" w:name="section_sticker"/>
+      <w:bookmarkStart w:id="10" w:name="section_sticker"/>
       <w:pPr>
         <w:pStyle w:val="Heading1"/>
         <w:pageBreakBefore/>
         <w:snapToGrid w:val="0"/>
       </w:pPr>
       <w:r>
-        <w:t>09  Group Sticker</w:t>
-      </w:r>
-      <w:bookmarkEnd w:id="9"/>
+        <w:t>10  Group Sticker</w:t>
+      </w:r>
+      <w:bookmarkEnd w:id="10"/>
     </w:p>
     <w:p>
       <w:pPr>
@@ -2661,15 +2888,15 @@
         <w:snapToGrid w:val="0"/>
       </w:pPr>
       <w:r>
-        <w:t>怎么玩</w:t>
-      </w:r>
-    </w:p>
-    <w:p>
-      <w:pPr>
-        <w:snapToGrid w:val="0"/>
-      </w:pPr>
-      <w:r>
-        <w:t>观众送出成员对应的礼物，为该成员加分。适合日常互动，不需要一局一局计时。</w:t>
+        <w:t>适合什么场景</w:t>
+      </w:r>
+    </w:p>
+    <w:p>
+      <w:pPr>
+        <w:snapToGrid w:val="0"/>
+      </w:pPr>
+      <w:r>
+        <w:t>适合日常团播互动：成员礼物卡持续累计分数，不分计时回合。观众送出对应礼物，支持指定成员。</w:t>
       </w:r>
     </w:p>
     <w:p>
@@ -2678,7 +2905,7 @@
         <w:snapToGrid w:val="0"/>
       </w:pPr>
       <w:r>
-        <w:t>按这个顺序操作</w:t>
+        <w:t>怎么设置</w:t>
       </w:r>
     </w:p>
     <w:p>
@@ -2719,26 +2946,6 @@
       </w:pPr>
       <w:r>
         <w:t>在 Gift Mapping 中，为成员选择对应礼物，点击 Save Settings。</w:t>
-      </w:r>
-    </w:p>
-    <w:p>
-      <w:pPr>
-        <w:keepNext/>
-        <w:snapToGrid w:val="0"/>
-      </w:pPr>
-      <w:r>
-        <w:rPr>
-          <w:b/>
-        </w:rPr>
-        <w:t>3. 开始互动</w:t>
-      </w:r>
-    </w:p>
-    <w:p>
-      <w:pPr>
-        <w:snapToGrid w:val="0"/>
-      </w:pPr>
-      <w:r>
-        <w:t>回到模式面板，点击 ▶ Play。收到对应礼物后查看成员分数。</w:t>
       </w:r>
     </w:p>
     <w:p>
@@ -2764,7 +2971,7 @@
       <w:r>
         <w:drawing>
           <wp:inline xmlns:a="http://schemas.openxmlformats.org/drawingml/2006/main" xmlns:pic="http://schemas.openxmlformats.org/drawingml/2006/picture">
-            <wp:extent cx="5247266" cy="3291840"/>
+            <wp:extent cx="4518479" cy="2834640"/>
             <wp:docPr id="10" name="Picture 10" descr="Group Sticker 设置界面"/>
             <wp:cNvGraphicFramePr>
               <a:graphicFrameLocks noChangeAspect="1"/>
@@ -2785,7 +2992,7 @@
                   <pic:spPr>
                     <a:xfrm>
                       <a:off x="0" y="0"/>
-                      <a:ext cx="5247266" cy="3291840"/>
+                      <a:ext cx="4518479" cy="2834640"/>
                     </a:xfrm>
                     <a:prstGeom prst="rect"/>
                   </pic:spPr>
@@ -2808,15 +3015,6 @@
     </w:p>
     <w:p>
       <w:pPr>
-        <w:pStyle w:val="Heading2"/>
-        <w:snapToGrid w:val="0"/>
-      </w:pPr>
-      <w:r>
-        <w:t>设置页怎么填</w:t>
-      </w:r>
-    </w:p>
-    <w:p>
-      <w:pPr>
         <w:snapToGrid w:val="0"/>
       </w:pPr>
       <w:r>
@@ -2859,16 +3057,33 @@
     </w:p>
     <w:p>
       <w:pPr>
+        <w:pStyle w:val="Heading2"/>
+        <w:snapToGrid w:val="0"/>
+      </w:pPr>
+      <w:r>
+        <w:t>怎么开始</w:t>
+      </w:r>
+    </w:p>
+    <w:p>
+      <w:pPr>
         <w:snapToGrid w:val="0"/>
       </w:pPr>
       <w:r>
         <w:rPr>
           <w:b/>
         </w:rPr>
-        <w:t>Play</w:t>
-      </w:r>
-      <w:r>
-        <w:t xml:space="preserve"> — 点击 Play 后持续计分，不需要再点 Start round。</w:t>
+        <w:t>开场前检查：</w:t>
+      </w:r>
+      <w:r>
+        <w:t>确认展示成员、每位成员的代表礼物和 OBS 叠加层位置；此模式无需设置回合计时。</w:t>
+      </w:r>
+    </w:p>
+    <w:p>
+      <w:pPr>
+        <w:snapToGrid w:val="0"/>
+      </w:pPr>
+      <w:r>
+        <w:t>回到模式面板，点击 ▶ Play。收到对应礼物后查看成员分数。</w:t>
       </w:r>
     </w:p>
     <w:p>
@@ -2877,36 +3092,45 @@
         <w:snapToGrid w:val="0"/>
       </w:pPr>
       <w:r>
-        <w:t>如何结束</w:t>
-      </w:r>
-    </w:p>
-    <w:p>
-      <w:pPr>
-        <w:snapToGrid w:val="0"/>
-      </w:pPr>
-      <w:r>
-        <w:t>这套玩法持续记分，没有单独的 Start round。需要结束时停止该模式。</w:t>
-      </w:r>
-    </w:p>
-    <w:p>
-      <w:pPr>
-        <w:snapToGrid w:val="0"/>
-      </w:pPr>
-      <w:r>
-        <w:t>先确认每位成员的礼物。观众要送对应礼物，才能直接给指定成员加分。</w:t>
-      </w:r>
-    </w:p>
-    <w:p>
-      <w:bookmarkStart w:id="10" w:name="section_group"/>
+        <w:t>怎么结束</w:t>
+      </w:r>
+    </w:p>
+    <w:p>
+      <w:pPr>
+        <w:snapToGrid w:val="0"/>
+      </w:pPr>
+      <w:r>
+        <w:t>需要结束时，在模式面板停止 Group Sticker。它没有单独的回合结束步骤。</w:t>
+      </w:r>
+    </w:p>
+    <w:p>
+      <w:pPr>
+        <w:pStyle w:val="Heading2"/>
+        <w:snapToGrid w:val="0"/>
+      </w:pPr>
+      <w:r>
+        <w:t>怎么下一轮</w:t>
+      </w:r>
+    </w:p>
+    <w:p>
+      <w:pPr>
+        <w:snapToGrid w:val="0"/>
+      </w:pPr>
+      <w:r>
+        <w:t>Group Sticker 没有“下一局”。想继续互动就保持模式运行；需要更换成员或礼物时，先停止模式，修改并保存设置，再点击 ▶ Play。</w:t>
+      </w:r>
+    </w:p>
+    <w:p>
+      <w:bookmarkStart w:id="11" w:name="section_group"/>
       <w:pPr>
         <w:pStyle w:val="Heading1"/>
         <w:pageBreakBefore/>
         <w:snapToGrid w:val="0"/>
       </w:pPr>
       <w:r>
-        <w:t>10  Group PK</w:t>
-      </w:r>
-      <w:bookmarkEnd w:id="10"/>
+        <w:t>11  Group PK</w:t>
+      </w:r>
+      <w:bookmarkEnd w:id="11"/>
     </w:p>
     <w:p>
       <w:pPr>
@@ -2922,15 +3146,15 @@
         <w:snapToGrid w:val="0"/>
       </w:pPr>
       <w:r>
-        <w:t>怎么玩</w:t>
-      </w:r>
-    </w:p>
-    <w:p>
-      <w:pPr>
-        <w:snapToGrid w:val="0"/>
-      </w:pPr>
-      <w:r>
-        <w:t>成员同时参与一局比赛，观众送代表礼物支持成员，按本局得分查看结果。</w:t>
+        <w:t>适合什么场景</w:t>
+      </w:r>
+    </w:p>
+    <w:p>
+      <w:pPr>
+        <w:snapToGrid w:val="0"/>
+      </w:pPr>
+      <w:r>
+        <w:t>适合多位成员同时进行限时积分赛。观众通过成员代表礼物支持，按本局分数查看结果。</w:t>
       </w:r>
     </w:p>
     <w:p>
@@ -2939,7 +3163,7 @@
         <w:snapToGrid w:val="0"/>
       </w:pPr>
       <w:r>
-        <w:t>按这个顺序操作</w:t>
+        <w:t>怎么设置</w:t>
       </w:r>
     </w:p>
     <w:p>
@@ -2980,26 +3204,6 @@
       </w:pPr>
       <w:r>
         <w:t>在 Gift Mapping 中设置成员代表礼物，点击 Save Settings。</w:t>
-      </w:r>
-    </w:p>
-    <w:p>
-      <w:pPr>
-        <w:keepNext/>
-        <w:snapToGrid w:val="0"/>
-      </w:pPr>
-      <w:r>
-        <w:rPr>
-          <w:b/>
-        </w:rPr>
-        <w:t>3. 开始这一局</w:t>
-      </w:r>
-    </w:p>
-    <w:p>
-      <w:pPr>
-        <w:snapToGrid w:val="0"/>
-      </w:pPr>
-      <w:r>
-        <w:t>点击 ▶ Play 进入模式，再点击 Start round 开始倒计时。</w:t>
       </w:r>
     </w:p>
     <w:p>
@@ -3025,7 +3229,7 @@
       <w:r>
         <w:drawing>
           <wp:inline xmlns:a="http://schemas.openxmlformats.org/drawingml/2006/main" xmlns:pic="http://schemas.openxmlformats.org/drawingml/2006/picture">
-            <wp:extent cx="5247266" cy="3291840"/>
+            <wp:extent cx="4518479" cy="2834640"/>
             <wp:docPr id="11" name="Picture 11" descr="Group PK 设置界面"/>
             <wp:cNvGraphicFramePr>
               <a:graphicFrameLocks noChangeAspect="1"/>
@@ -3046,7 +3250,7 @@
                   <pic:spPr>
                     <a:xfrm>
                       <a:off x="0" y="0"/>
-                      <a:ext cx="5247266" cy="3291840"/>
+                      <a:ext cx="4518479" cy="2834640"/>
                     </a:xfrm>
                     <a:prstGeom prst="rect"/>
                   </pic:spPr>
@@ -3069,15 +3273,6 @@
     </w:p>
     <w:p>
       <w:pPr>
-        <w:pStyle w:val="Heading2"/>
-        <w:snapToGrid w:val="0"/>
-      </w:pPr>
-      <w:r>
-        <w:t>设置页怎么填</w:t>
-      </w:r>
-    </w:p>
-    <w:p>
-      <w:pPr>
         <w:snapToGrid w:val="0"/>
       </w:pPr>
       <w:r>
@@ -3120,16 +3315,33 @@
     </w:p>
     <w:p>
       <w:pPr>
+        <w:pStyle w:val="Heading2"/>
+        <w:snapToGrid w:val="0"/>
+      </w:pPr>
+      <w:r>
+        <w:t>怎么开始</w:t>
+      </w:r>
+    </w:p>
+    <w:p>
+      <w:pPr>
         <w:snapToGrid w:val="0"/>
       </w:pPr>
       <w:r>
         <w:rPr>
           <w:b/>
         </w:rPr>
-        <w:t>Save Settings → Play → Start round</w:t>
-      </w:r>
-      <w:r>
-        <w:t xml:space="preserve"> — 先保存设置，再点击 Play，最后 Start round 开始计时。</w:t>
+        <w:t>开场前检查：</w:t>
+      </w:r>
+      <w:r>
+        <w:t>确认参赛成员、代表礼物、Round Timer 和 OBS 画面，再开始本局。</w:t>
+      </w:r>
+    </w:p>
+    <w:p>
+      <w:pPr>
+        <w:snapToGrid w:val="0"/>
+      </w:pPr>
+      <w:r>
+        <w:t>点击 ▶ Play 进入模式，再点击 Start round 开始倒计时。</w:t>
       </w:r>
     </w:p>
     <w:p>
@@ -3138,36 +3350,45 @@
         <w:snapToGrid w:val="0"/>
       </w:pPr>
       <w:r>
-        <w:t>结束后 下一局怎么走</w:t>
-      </w:r>
-    </w:p>
-    <w:p>
-      <w:pPr>
-        <w:snapToGrid w:val="0"/>
-      </w:pPr>
-      <w:r>
-        <w:t>到时或点击 End round 结束本局。经过 8 秒缓冲后，可以点击 Start round 开始下一局。</w:t>
-      </w:r>
-    </w:p>
-    <w:p>
-      <w:pPr>
-        <w:snapToGrid w:val="0"/>
-      </w:pPr>
-      <w:r>
-        <w:t>Group PK 不会按 Multi PK 的规则自动淘汰或替换成员。</w:t>
-      </w:r>
-    </w:p>
-    <w:p>
-      <w:bookmarkStart w:id="11" w:name="section_one"/>
+        <w:t>怎么结束</w:t>
+      </w:r>
+    </w:p>
+    <w:p>
+      <w:pPr>
+        <w:snapToGrid w:val="0"/>
+      </w:pPr>
+      <w:r>
+        <w:t>倒计时结束，或点击 End round，结束本局并查看结果。</w:t>
+      </w:r>
+    </w:p>
+    <w:p>
+      <w:pPr>
+        <w:pStyle w:val="Heading2"/>
+        <w:snapToGrid w:val="0"/>
+      </w:pPr>
+      <w:r>
+        <w:t>怎么下一轮</w:t>
+      </w:r>
+    </w:p>
+    <w:p>
+      <w:pPr>
+        <w:snapToGrid w:val="0"/>
+      </w:pPr>
+      <w:r>
+        <w:t>等待 8 秒缓冲结束，再点击 Start round 开始下一局。成员不会按 Multi PK 的规则自动淘汰或替换。</w:t>
+      </w:r>
+    </w:p>
+    <w:p>
+      <w:bookmarkStart w:id="12" w:name="section_one"/>
       <w:pPr>
         <w:pStyle w:val="Heading1"/>
         <w:pageBreakBefore/>
         <w:snapToGrid w:val="0"/>
       </w:pPr>
       <w:r>
-        <w:t>11  1v1 PK</w:t>
-      </w:r>
-      <w:bookmarkEnd w:id="11"/>
+        <w:t>12  1v1 PK</w:t>
+      </w:r>
+      <w:bookmarkEnd w:id="12"/>
     </w:p>
     <w:p>
       <w:pPr>
@@ -3183,15 +3404,15 @@
         <w:snapToGrid w:val="0"/>
       </w:pPr>
       <w:r>
-        <w:t>怎么玩</w:t>
-      </w:r>
-    </w:p>
-    <w:p>
-      <w:pPr>
-        <w:snapToGrid w:val="0"/>
-      </w:pPr>
-      <w:r>
-        <w:t>队列前两位分别进入 LEFT 和 RIGHT。观众通过成员绑定的礼物为他们加分。</w:t>
+        <w:t>适合什么场景</w:t>
+      </w:r>
+    </w:p>
+    <w:p>
+      <w:pPr>
+        <w:snapToGrid w:val="0"/>
+      </w:pPr>
+      <w:r>
+        <w:t>适合双人擂台和排队挑战。队列前两位进入 LEFT / RIGHT，观众送对应礼物支持；获胜者留台。</w:t>
       </w:r>
     </w:p>
     <w:p>
@@ -3200,7 +3421,7 @@
         <w:snapToGrid w:val="0"/>
       </w:pPr>
       <w:r>
-        <w:t>按这个顺序操作</w:t>
+        <w:t>怎么设置</w:t>
       </w:r>
     </w:p>
     <w:p>
@@ -3212,15 +3433,15 @@
         <w:rPr>
           <w:b/>
         </w:rPr>
-        <w:t>1. 排好参赛队列</w:t>
-      </w:r>
-    </w:p>
-    <w:p>
-      <w:pPr>
-        <w:snapToGrid w:val="0"/>
-      </w:pPr>
-      <w:r>
-        <w:t>在设置页勾选成员并保存；返回模式面板，在 ROUND QUEUE 中拖动调整顺序，前两位先出场。</w:t>
+        <w:t>1. 选择参赛成员</w:t>
+      </w:r>
+    </w:p>
+    <w:p>
+      <w:pPr>
+        <w:snapToGrid w:val="0"/>
+      </w:pPr>
+      <w:r>
+        <w:t>打开设置，勾选参与对战与候场的成员。</w:t>
       </w:r>
     </w:p>
     <w:p>
@@ -3241,26 +3462,6 @@
       </w:pPr>
       <w:r>
         <w:t>为参赛成员绑定代表礼物，检查后点击 Save Settings。</w:t>
-      </w:r>
-    </w:p>
-    <w:p>
-      <w:pPr>
-        <w:keepNext/>
-        <w:snapToGrid w:val="0"/>
-      </w:pPr>
-      <w:r>
-        <w:rPr>
-          <w:b/>
-        </w:rPr>
-        <w:t>3. 开始对战</w:t>
-      </w:r>
-    </w:p>
-    <w:p>
-      <w:pPr>
-        <w:snapToGrid w:val="0"/>
-      </w:pPr>
-      <w:r>
-        <w:t>点击 ▶ Play，再点击 Start round 开始本局。</w:t>
       </w:r>
     </w:p>
     <w:p>
@@ -3286,7 +3487,7 @@
       <w:r>
         <w:drawing>
           <wp:inline xmlns:a="http://schemas.openxmlformats.org/drawingml/2006/main" xmlns:pic="http://schemas.openxmlformats.org/drawingml/2006/picture">
-            <wp:extent cx="5247266" cy="3291840"/>
+            <wp:extent cx="4518479" cy="2834640"/>
             <wp:docPr id="12" name="Picture 12" descr="1v1 PK 设置界面"/>
             <wp:cNvGraphicFramePr>
               <a:graphicFrameLocks noChangeAspect="1"/>
@@ -3307,7 +3508,7 @@
                   <pic:spPr>
                     <a:xfrm>
                       <a:off x="0" y="0"/>
-                      <a:ext cx="5247266" cy="3291840"/>
+                      <a:ext cx="4518479" cy="2834640"/>
                     </a:xfrm>
                     <a:prstGeom prst="rect"/>
                   </pic:spPr>
@@ -3338,7 +3539,7 @@
       <w:r>
         <w:drawing>
           <wp:inline xmlns:a="http://schemas.openxmlformats.org/drawingml/2006/main" xmlns:pic="http://schemas.openxmlformats.org/drawingml/2006/picture">
-            <wp:extent cx="5247266" cy="3291840"/>
+            <wp:extent cx="4518479" cy="2834640"/>
             <wp:docPr id="13" name="Picture 13" descr="1v1 PK 设置 2/2：各成员礼物与 Save Settings"/>
             <wp:cNvGraphicFramePr>
               <a:graphicFrameLocks noChangeAspect="1"/>
@@ -3359,7 +3560,7 @@
                   <pic:spPr>
                     <a:xfrm>
                       <a:off x="0" y="0"/>
-                      <a:ext cx="5247266" cy="3291840"/>
+                      <a:ext cx="4518479" cy="2834640"/>
                     </a:xfrm>
                     <a:prstGeom prst="rect"/>
                   </pic:spPr>
@@ -3382,15 +3583,6 @@
     </w:p>
     <w:p>
       <w:pPr>
-        <w:pStyle w:val="Heading2"/>
-        <w:snapToGrid w:val="0"/>
-      </w:pPr>
-      <w:r>
-        <w:t>设置页怎么填</w:t>
-      </w:r>
-    </w:p>
-    <w:p>
-      <w:pPr>
         <w:snapToGrid w:val="0"/>
       </w:pPr>
       <w:r>
@@ -3461,16 +3653,33 @@
     </w:p>
     <w:p>
       <w:pPr>
+        <w:pStyle w:val="Heading2"/>
+        <w:snapToGrid w:val="0"/>
+      </w:pPr>
+      <w:r>
+        <w:t>怎么开始</w:t>
+      </w:r>
+    </w:p>
+    <w:p>
+      <w:pPr>
         <w:snapToGrid w:val="0"/>
       </w:pPr>
       <w:r>
         <w:rPr>
           <w:b/>
         </w:rPr>
-        <w:t>Save Settings → Play → Start round</w:t>
-      </w:r>
-      <w:r>
-        <w:t xml:space="preserve"> — 保存后点击 Play，再点 Start round 开始对战。</w:t>
+        <w:t>开场前检查：</w:t>
+      </w:r>
+      <w:r>
+        <w:t>确认 ROUND QUEUE 顺序、LEFT / RIGHT 成员、各成员礼物、Round Timer 和 OBS 画面。</w:t>
+      </w:r>
+    </w:p>
+    <w:p>
+      <w:pPr>
+        <w:snapToGrid w:val="0"/>
+      </w:pPr>
+      <w:r>
+        <w:t>保存后点击 ▶ Play，在模式面板的 ROUND QUEUE 中拖动排好顺序，前两位先上场。确认 LEFT / RIGHT 后点击 Start round。</w:t>
       </w:r>
     </w:p>
     <w:p>
@@ -3479,15 +3688,32 @@
         <w:snapToGrid w:val="0"/>
       </w:pPr>
       <w:r>
-        <w:t>结束后 下一局怎么走</w:t>
-      </w:r>
-    </w:p>
-    <w:p>
-      <w:pPr>
-        <w:snapToGrid w:val="0"/>
-      </w:pPr>
-      <w:r>
-        <w:t>本局获胜者留在原来一侧，败者回到队尾，下一位候场成员上场。平局保留原对阵；只有两位成员时不会换人。</w:t>
+        <w:t>怎么结束</w:t>
+      </w:r>
+    </w:p>
+    <w:p>
+      <w:pPr>
+        <w:snapToGrid w:val="0"/>
+      </w:pPr>
+      <w:r>
+        <w:t>倒计时结束，或点击 End round，结束当前对战并查看结果。</w:t>
+      </w:r>
+    </w:p>
+    <w:p>
+      <w:pPr>
+        <w:pStyle w:val="Heading2"/>
+        <w:snapToGrid w:val="0"/>
+      </w:pPr>
+      <w:r>
+        <w:t>怎么下一轮</w:t>
+      </w:r>
+    </w:p>
+    <w:p>
+      <w:pPr>
+        <w:snapToGrid w:val="0"/>
+      </w:pPr>
+      <w:r>
+        <w:t>获胜者留在原来一侧，败者回到队尾，下一位候场成员补位；确认对阵后点击 Start round。平局保留原对阵，只有两名成员时不换人。</w:t>
       </w:r>
     </w:p>
     <w:p>
@@ -3499,16 +3725,16 @@
       </w:r>
     </w:p>
     <w:p>
-      <w:bookmarkStart w:id="12" w:name="section_solo"/>
+      <w:bookmarkStart w:id="13" w:name="section_solo"/>
       <w:pPr>
         <w:pStyle w:val="Heading1"/>
         <w:pageBreakBefore/>
         <w:snapToGrid w:val="0"/>
       </w:pPr>
       <w:r>
-        <w:t>12  Solo Stage</w:t>
-      </w:r>
-      <w:bookmarkEnd w:id="12"/>
+        <w:t>13  Solo Stage</w:t>
+      </w:r>
+      <w:bookmarkEnd w:id="13"/>
     </w:p>
     <w:p>
       <w:pPr>
@@ -3524,15 +3750,15 @@
         <w:snapToGrid w:val="0"/>
       </w:pPr>
       <w:r>
-        <w:t>怎么玩</w:t>
-      </w:r>
-    </w:p>
-    <w:p>
-      <w:pPr>
-        <w:snapToGrid w:val="0"/>
-      </w:pPr>
-      <w:r>
-        <w:t>每次由一位成员上台，收到的有效支持计入当前上台成员。可以选择 Target（目标）或 Freedom（自由）玩法。</w:t>
+        <w:t>适合什么场景</w:t>
+      </w:r>
+    </w:p>
+    <w:p>
+      <w:pPr>
+        <w:snapToGrid w:val="0"/>
+      </w:pPr>
+      <w:r>
+        <w:t>适合成员轮流进行个人表演或目标挑战。每次一人上场，有效支持计入当前成员；可选 Target 或 Freedom。</w:t>
       </w:r>
     </w:p>
     <w:p>
@@ -3541,7 +3767,7 @@
         <w:snapToGrid w:val="0"/>
       </w:pPr>
       <w:r>
-        <w:t>按这个顺序操作</w:t>
+        <w:t>怎么设置</w:t>
       </w:r>
     </w:p>
     <w:p>
@@ -3587,26 +3813,6 @@
     <w:p>
       <w:pPr>
         <w:keepNext/>
-        <w:snapToGrid w:val="0"/>
-      </w:pPr>
-      <w:r>
-        <w:rPr>
-          <w:b/>
-        </w:rPr>
-        <w:t>3. 开始上台</w:t>
-      </w:r>
-    </w:p>
-    <w:p>
-      <w:pPr>
-        <w:snapToGrid w:val="0"/>
-      </w:pPr>
-      <w:r>
-        <w:t>保存后点击 ▶ Play，再点击 Start，当前成员开始本轮。</w:t>
-      </w:r>
-    </w:p>
-    <w:p>
-      <w:pPr>
-        <w:keepNext/>
         <w:spacing w:after="60" w:line="240" w:lineRule="auto"/>
         <w:jc w:val="center"/>
         <w:snapToGrid w:val="0"/>
@@ -3614,7 +3820,7 @@
       <w:r>
         <w:drawing>
           <wp:inline xmlns:a="http://schemas.openxmlformats.org/drawingml/2006/main" xmlns:pic="http://schemas.openxmlformats.org/drawingml/2006/picture">
-            <wp:extent cx="5247266" cy="3291840"/>
+            <wp:extent cx="4518479" cy="2834640"/>
             <wp:docPr id="14" name="Picture 14" descr="Solo Stage 设置界面"/>
             <wp:cNvGraphicFramePr>
               <a:graphicFrameLocks noChangeAspect="1"/>
@@ -3635,7 +3841,7 @@
                   <pic:spPr>
                     <a:xfrm>
                       <a:off x="0" y="0"/>
-                      <a:ext cx="5247266" cy="3291840"/>
+                      <a:ext cx="4518479" cy="2834640"/>
                     </a:xfrm>
                     <a:prstGeom prst="rect"/>
                   </pic:spPr>
@@ -3666,7 +3872,7 @@
       <w:r>
         <w:drawing>
           <wp:inline xmlns:a="http://schemas.openxmlformats.org/drawingml/2006/main" xmlns:pic="http://schemas.openxmlformats.org/drawingml/2006/picture">
-            <wp:extent cx="5247266" cy="3291840"/>
+            <wp:extent cx="4518479" cy="2834640"/>
             <wp:docPr id="15" name="Picture 15" descr="Solo Stage：Freedom 与 Avatar 设置"/>
             <wp:cNvGraphicFramePr>
               <a:graphicFrameLocks noChangeAspect="1"/>
@@ -3687,7 +3893,7 @@
                   <pic:spPr>
                     <a:xfrm>
                       <a:off x="0" y="0"/>
-                      <a:ext cx="5247266" cy="3291840"/>
+                      <a:ext cx="4518479" cy="2834640"/>
                     </a:xfrm>
                     <a:prstGeom prst="rect"/>
                   </pic:spPr>
@@ -3710,15 +3916,6 @@
     </w:p>
     <w:p>
       <w:pPr>
-        <w:pStyle w:val="Heading2"/>
-        <w:snapToGrid w:val="0"/>
-      </w:pPr>
-      <w:r>
-        <w:t>设置页怎么填</w:t>
-      </w:r>
-    </w:p>
-    <w:p>
-      <w:pPr>
         <w:snapToGrid w:val="0"/>
       </w:pPr>
       <w:r>
@@ -3775,16 +3972,33 @@
     </w:p>
     <w:p>
       <w:pPr>
+        <w:pStyle w:val="Heading2"/>
+        <w:snapToGrid w:val="0"/>
+      </w:pPr>
+      <w:r>
+        <w:t>怎么开始</w:t>
+      </w:r>
+    </w:p>
+    <w:p>
+      <w:pPr>
         <w:snapToGrid w:val="0"/>
       </w:pPr>
       <w:r>
         <w:rPr>
           <w:b/>
         </w:rPr>
-        <w:t>Save Settings → Play → Start</w:t>
-      </w:r>
-      <w:r>
-        <w:t xml:space="preserve"> — 保存并打开玩法后点击 Start；一轮结束后再次 Start，轮到下一位成员。</w:t>
+        <w:t>开场前检查：</w:t>
+      </w:r>
+      <w:r>
+        <w:t>确认当前上台成员、出场顺序、计时和 OBS 画面；Target 模式还要检查目标 A 小于 B。</w:t>
+      </w:r>
+    </w:p>
+    <w:p>
+      <w:pPr>
+        <w:snapToGrid w:val="0"/>
+      </w:pPr>
+      <w:r>
+        <w:t>保存后点击 ▶ Play，再点击 Start，当前成员开始本轮。</w:t>
       </w:r>
     </w:p>
     <w:p>
@@ -3793,36 +4007,45 @@
         <w:snapToGrid w:val="0"/>
       </w:pPr>
       <w:r>
-        <w:t>结束后 下一局怎么走</w:t>
-      </w:r>
-    </w:p>
-    <w:p>
-      <w:pPr>
-        <w:snapToGrid w:val="0"/>
-      </w:pPr>
-      <w:r>
-        <w:t>到时或手动结束后显示本轮结果。点击下一次 Start，队列才轮到下一位；达到目标不会自动换人。</w:t>
-      </w:r>
-    </w:p>
-    <w:p>
-      <w:pPr>
-        <w:snapToGrid w:val="0"/>
-      </w:pPr>
-      <w:r>
-        <w:t>比赛进行中，部分设置会锁定。先结束本轮，再调整。</w:t>
-      </w:r>
-    </w:p>
-    <w:p>
-      <w:bookmarkStart w:id="13" w:name="section_multi"/>
+        <w:t>怎么结束</w:t>
+      </w:r>
+    </w:p>
+    <w:p>
+      <w:pPr>
+        <w:snapToGrid w:val="0"/>
+      </w:pPr>
+      <w:r>
+        <w:t>倒计时结束或手动结束本轮后，结果会保留在画面上。达到目标不会自动换人。</w:t>
+      </w:r>
+    </w:p>
+    <w:p>
+      <w:pPr>
+        <w:pStyle w:val="Heading2"/>
+        <w:snapToGrid w:val="0"/>
+      </w:pPr>
+      <w:r>
+        <w:t>怎么下一轮</w:t>
+      </w:r>
+    </w:p>
+    <w:p>
+      <w:pPr>
+        <w:snapToGrid w:val="0"/>
+      </w:pPr>
+      <w:r>
+        <w:t>再次点击 Start，队列才轮到下一名成员并开始新一轮。要改设置，先结束当前回合。</w:t>
+      </w:r>
+    </w:p>
+    <w:p>
+      <w:bookmarkStart w:id="14" w:name="section_multi"/>
       <w:pPr>
         <w:pStyle w:val="Heading1"/>
         <w:pageBreakBefore/>
         <w:snapToGrid w:val="0"/>
       </w:pPr>
       <w:r>
-        <w:t>13  Multi PK</w:t>
-      </w:r>
-      <w:bookmarkEnd w:id="13"/>
+        <w:t>14  Multi PK</w:t>
+      </w:r>
+      <w:bookmarkEnd w:id="14"/>
     </w:p>
     <w:p>
       <w:pPr>
@@ -3838,15 +4061,15 @@
         <w:snapToGrid w:val="0"/>
       </w:pPr>
       <w:r>
-        <w:t>怎么玩</w:t>
-      </w:r>
-    </w:p>
-    <w:p>
-      <w:pPr>
-        <w:snapToGrid w:val="0"/>
-      </w:pPr>
-      <w:r>
-        <w:t>多位成员一起比赛，观众送各自代表礼物支持。每局结束后，最低分成员按候场队列替换。</w:t>
+        <w:t>适合什么场景</w:t>
+      </w:r>
+    </w:p>
+    <w:p>
+      <w:pPr>
+        <w:snapToGrid w:val="0"/>
+      </w:pPr>
+      <w:r>
+        <w:t>适合多人同台、候场补位的轮换比赛。观众送各自代表礼物支持，每局结束后按最低分和候场队列换人。</w:t>
       </w:r>
     </w:p>
     <w:p>
@@ -3855,7 +4078,7 @@
         <w:snapToGrid w:val="0"/>
       </w:pPr>
       <w:r>
-        <w:t>按这个顺序操作</w:t>
+        <w:t>怎么设置</w:t>
       </w:r>
     </w:p>
     <w:p>
@@ -3896,26 +4119,6 @@
       </w:pPr>
       <w:r>
         <w:t>比赛时长 10–3600 秒。上场和候场成员都需要绑定各自唯一的代表礼物。保存设置。</w:t>
-      </w:r>
-    </w:p>
-    <w:p>
-      <w:pPr>
-        <w:keepNext/>
-        <w:snapToGrid w:val="0"/>
-      </w:pPr>
-      <w:r>
-        <w:rPr>
-          <w:b/>
-        </w:rPr>
-        <w:t>3. 开始第一局</w:t>
-      </w:r>
-    </w:p>
-    <w:p>
-      <w:pPr>
-        <w:snapToGrid w:val="0"/>
-      </w:pPr>
-      <w:r>
-        <w:t>点击 ▶ Play 进入模式，再点击 Start round。</w:t>
       </w:r>
     </w:p>
     <w:p>
@@ -3941,7 +4144,7 @@
       <w:r>
         <w:drawing>
           <wp:inline xmlns:a="http://schemas.openxmlformats.org/drawingml/2006/main" xmlns:pic="http://schemas.openxmlformats.org/drawingml/2006/picture">
-            <wp:extent cx="5247266" cy="3291840"/>
+            <wp:extent cx="4518479" cy="2834640"/>
             <wp:docPr id="16" name="Picture 16" descr="Multi PK 设置 1/2：计时、上场人数、成员选择与替补"/>
             <wp:cNvGraphicFramePr>
               <a:graphicFrameLocks noChangeAspect="1"/>
@@ -3962,7 +4165,7 @@
                   <pic:spPr>
                     <a:xfrm>
                       <a:off x="0" y="0"/>
-                      <a:ext cx="5247266" cy="3291840"/>
+                      <a:ext cx="4518479" cy="2834640"/>
                     </a:xfrm>
                     <a:prstGeom prst="rect"/>
                   </pic:spPr>
@@ -3993,7 +4196,7 @@
       <w:r>
         <w:drawing>
           <wp:inline xmlns:a="http://schemas.openxmlformats.org/drawingml/2006/main" xmlns:pic="http://schemas.openxmlformats.org/drawingml/2006/picture">
-            <wp:extent cx="5247266" cy="3291840"/>
+            <wp:extent cx="4518479" cy="2834640"/>
             <wp:docPr id="17" name="Picture 17" descr="Multi PK 设置 2/2：完整礼物绑定与 Save Settings"/>
             <wp:cNvGraphicFramePr>
               <a:graphicFrameLocks noChangeAspect="1"/>
@@ -4014,7 +4217,7 @@
                   <pic:spPr>
                     <a:xfrm>
                       <a:off x="0" y="0"/>
-                      <a:ext cx="5247266" cy="3291840"/>
+                      <a:ext cx="4518479" cy="2834640"/>
                     </a:xfrm>
                     <a:prstGeom prst="rect"/>
                   </pic:spPr>
@@ -4037,15 +4240,6 @@
     </w:p>
     <w:p>
       <w:pPr>
-        <w:pStyle w:val="Heading2"/>
-        <w:snapToGrid w:val="0"/>
-      </w:pPr>
-      <w:r>
-        <w:t>设置页怎么填</w:t>
-      </w:r>
-    </w:p>
-    <w:p>
-      <w:pPr>
         <w:snapToGrid w:val="0"/>
       </w:pPr>
       <w:r>
@@ -4102,16 +4296,33 @@
     </w:p>
     <w:p>
       <w:pPr>
+        <w:pStyle w:val="Heading2"/>
+        <w:snapToGrid w:val="0"/>
+      </w:pPr>
+      <w:r>
+        <w:t>怎么开始</w:t>
+      </w:r>
+    </w:p>
+    <w:p>
+      <w:pPr>
         <w:snapToGrid w:val="0"/>
       </w:pPr>
       <w:r>
         <w:rPr>
           <w:b/>
         </w:rPr>
-        <w:t>Save Settings → Play → Start round</w:t>
-      </w:r>
-      <w:r>
-        <w:t xml:space="preserve"> — 保存后启动玩法并开始回合；最低分并列时，先选离场成员再点 Next round。</w:t>
+        <w:t>开场前检查：</w:t>
+      </w:r>
+      <w:r>
+        <w:t>确认上场人数与 On-stage Count 一致，候场顺序正确，所有成员礼物互不重复，并检查计时和 OBS 画面。</w:t>
+      </w:r>
+    </w:p>
+    <w:p>
+      <w:pPr>
+        <w:snapToGrid w:val="0"/>
+      </w:pPr>
+      <w:r>
+        <w:t>点击 ▶ Play 进入模式，再点击 Start round。</w:t>
       </w:r>
     </w:p>
     <w:p>
@@ -4120,23 +4331,32 @@
         <w:snapToGrid w:val="0"/>
       </w:pPr>
       <w:r>
-        <w:t>结束后 下一局怎么走</w:t>
-      </w:r>
-    </w:p>
-    <w:p>
-      <w:pPr>
-        <w:snapToGrid w:val="0"/>
-      </w:pPr>
-      <w:r>
-        <w:t>有候场成员时，最低分成员下台并回到候场队尾，下一位候场者上场，其他成员留台。没有候场成员时不替换。</w:t>
-      </w:r>
-    </w:p>
-    <w:p>
-      <w:pPr>
-        <w:snapToGrid w:val="0"/>
-      </w:pPr>
-      <w:r>
-        <w:t>最低分并列时，先在 Choose who leaves 中选择离场成员，才能开始下一局。最高分并列不增加单人连胜。</w:t>
+        <w:t>怎么结束</w:t>
+      </w:r>
+    </w:p>
+    <w:p>
+      <w:pPr>
+        <w:snapToGrid w:val="0"/>
+      </w:pPr>
+      <w:r>
+        <w:t>倒计时结束，或点击 End round，结束本局。先检查最低分；如最低分并列，在 Choose who leaves 中选择离场成员。</w:t>
+      </w:r>
+    </w:p>
+    <w:p>
+      <w:pPr>
+        <w:pStyle w:val="Heading2"/>
+        <w:snapToGrid w:val="0"/>
+      </w:pPr>
+      <w:r>
+        <w:t>怎么下一轮</w:t>
+      </w:r>
+    </w:p>
+    <w:p>
+      <w:pPr>
+        <w:snapToGrid w:val="0"/>
+      </w:pPr>
+      <w:r>
+        <w:t>确认离场成员后点击 Next round。最低分成员回到候场队尾，下一位候场成员补位，其他成员留台；没有候场成员时不换人。最高分并列不增加单人连胜。</w:t>
       </w:r>
     </w:p>
     <w:p>
@@ -4149,7 +4369,7 @@
       <w:r>
         <w:drawing>
           <wp:inline xmlns:a="http://schemas.openxmlformats.org/drawingml/2006/main" xmlns:pic="http://schemas.openxmlformats.org/drawingml/2006/picture">
-            <wp:extent cx="5247266" cy="3291840"/>
+            <wp:extent cx="4518479" cy="2834640"/>
             <wp:docPr id="18" name="Picture 18" descr="最低分并列时：先选择离场成员，再进入下一局"/>
             <wp:cNvGraphicFramePr>
               <a:graphicFrameLocks noChangeAspect="1"/>
@@ -4170,7 +4390,7 @@
                   <pic:spPr>
                     <a:xfrm>
                       <a:off x="0" y="0"/>
-                      <a:ext cx="5247266" cy="3291840"/>
+                      <a:ext cx="4518479" cy="2834640"/>
                     </a:xfrm>
                     <a:prstGeom prst="rect"/>
                   </pic:spPr>
@@ -4192,16 +4412,16 @@
       </w:r>
     </w:p>
     <w:p>
-      <w:bookmarkStart w:id="14" w:name="section_scene"/>
+      <w:bookmarkStart w:id="15" w:name="section_scene"/>
       <w:pPr>
         <w:pStyle w:val="Heading1"/>
         <w:pageBreakBefore/>
         <w:snapToGrid w:val="0"/>
       </w:pPr>
       <w:r>
-        <w:t>14  其他画面工具</w:t>
-      </w:r>
-      <w:bookmarkEnd w:id="14"/>
+        <w:t>15  其他画面工具</w:t>
+      </w:r>
+      <w:bookmarkEnd w:id="15"/>
     </w:p>
     <w:p>
       <w:pPr>
@@ -4238,7 +4458,7 @@
       <w:r>
         <w:drawing>
           <wp:inline xmlns:a="http://schemas.openxmlformats.org/drawingml/2006/main" xmlns:pic="http://schemas.openxmlformats.org/drawingml/2006/picture">
-            <wp:extent cx="5247266" cy="3291840"/>
+            <wp:extent cx="4518479" cy="2834640"/>
             <wp:docPr id="19" name="Picture 19" descr="Ranking：选择统计的模式及需要展示的成员"/>
             <wp:cNvGraphicFramePr>
               <a:graphicFrameLocks noChangeAspect="1"/>
@@ -4259,7 +4479,7 @@
                   <pic:spPr>
                     <a:xfrm>
                       <a:off x="0" y="0"/>
-                      <a:ext cx="5247266" cy="3291840"/>
+                      <a:ext cx="4518479" cy="2834640"/>
                     </a:xfrm>
                     <a:prstGeom prst="rect"/>
                   </pic:spPr>
@@ -4307,7 +4527,7 @@
       <w:r>
         <w:drawing>
           <wp:inline xmlns:a="http://schemas.openxmlformats.org/drawingml/2006/main" xmlns:pic="http://schemas.openxmlformats.org/drawingml/2006/picture">
-            <wp:extent cx="5247266" cy="3291840"/>
+            <wp:extent cx="4518479" cy="2834640"/>
             <wp:docPr id="20" name="Picture 20" descr="Lucky Wheel：每行一个选项，设置结果停留时间"/>
             <wp:cNvGraphicFramePr>
               <a:graphicFrameLocks noChangeAspect="1"/>
@@ -4328,7 +4548,7 @@
                   <pic:spPr>
                     <a:xfrm>
                       <a:off x="0" y="0"/>
-                      <a:ext cx="5247266" cy="3291840"/>
+                      <a:ext cx="4518479" cy="2834640"/>
                     </a:xfrm>
                     <a:prstGeom prst="rect"/>
                   </pic:spPr>
@@ -4384,7 +4604,7 @@
       <w:r>
         <w:drawing>
           <wp:inline xmlns:a="http://schemas.openxmlformats.org/drawingml/2006/main" xmlns:pic="http://schemas.openxmlformats.org/drawingml/2006/picture">
-            <wp:extent cx="5247266" cy="3291840"/>
+            <wp:extent cx="4518479" cy="2834640"/>
             <wp:docPr id="21" name="Picture 21" descr="Menu：显示开关、排列方向、自定义名称和礼物选择"/>
             <wp:cNvGraphicFramePr>
               <a:graphicFrameLocks noChangeAspect="1"/>
@@ -4405,7 +4625,7 @@
                   <pic:spPr>
                     <a:xfrm>
                       <a:off x="0" y="0"/>
-                      <a:ext cx="5247266" cy="3291840"/>
+                      <a:ext cx="4518479" cy="2834640"/>
                     </a:xfrm>
                     <a:prstGeom prst="rect"/>
                   </pic:spPr>
@@ -4453,7 +4673,7 @@
       <w:r>
         <w:drawing>
           <wp:inline xmlns:a="http://schemas.openxmlformats.org/drawingml/2006/main" xmlns:pic="http://schemas.openxmlformats.org/drawingml/2006/picture">
-            <wp:extent cx="5247266" cy="3291840"/>
+            <wp:extent cx="4518479" cy="2834640"/>
             <wp:docPr id="22" name="Picture 22" descr="Modes Settings：Gifter Binding 观众归属开关"/>
             <wp:cNvGraphicFramePr>
               <a:graphicFrameLocks noChangeAspect="1"/>
@@ -4474,7 +4694,7 @@
                   <pic:spPr>
                     <a:xfrm>
                       <a:off x="0" y="0"/>
-                      <a:ext cx="5247266" cy="3291840"/>
+                      <a:ext cx="4518479" cy="2834640"/>
                     </a:xfrm>
                     <a:prstGeom prst="rect"/>
                   </pic:spPr>
@@ -4496,16 +4716,16 @@
       </w:r>
     </w:p>
     <w:p>
-      <w:bookmarkStart w:id="15" w:name="section_finish"/>
+      <w:bookmarkStart w:id="16" w:name="section_finish"/>
       <w:pPr>
         <w:pStyle w:val="Heading1"/>
         <w:pageBreakBefore/>
         <w:snapToGrid w:val="0"/>
       </w:pPr>
       <w:r>
-        <w:t>15  结束与查看记录</w:t>
-      </w:r>
-      <w:bookmarkEnd w:id="15"/>
+        <w:t>16  结束与查看记录</w:t>
+      </w:r>
+      <w:bookmarkEnd w:id="16"/>
     </w:p>
     <w:p>
       <w:pPr>
@@ -4653,30 +4873,16 @@
       </w:r>
     </w:p>
     <w:p>
-      <w:pPr>
-        <w:snapToGrid w:val="0"/>
-      </w:pPr>
-      <w:r>
-        <w:rPr>
-          <w:b/>
-        </w:rPr>
-        <w:t>结束后检查：</w:t>
-      </w:r>
-      <w:r>
-        <w:t>游戏已停止、Studio 已断开，直播软件也已结束平台直播。</w:t>
-      </w:r>
-    </w:p>
-    <w:p>
-      <w:bookmarkStart w:id="16" w:name="section_help"/>
+      <w:bookmarkStart w:id="17" w:name="section_help"/>
       <w:pPr>
         <w:pStyle w:val="Heading1"/>
         <w:pageBreakBefore/>
         <w:snapToGrid w:val="0"/>
       </w:pPr>
       <w:r>
-        <w:t>16  遇到问题</w:t>
-      </w:r>
-      <w:bookmarkEnd w:id="16"/>
+        <w:t>17  遇到问题</w:t>
+      </w:r>
+      <w:bookmarkEnd w:id="17"/>
     </w:p>
     <w:p>
       <w:pPr>
@@ -4820,6 +5026,23 @@
       </w:pPr>
       <w:r>
         <w:t>达到目标不会自动换人。结束本轮后，点击下一次 Start 才轮换到下一位。</w:t>
+      </w:r>
+    </w:p>
+    <w:p>
+      <w:pPr>
+        <w:pStyle w:val="Heading2"/>
+        <w:snapToGrid w:val="0"/>
+      </w:pPr>
+      <w:r>
+        <w:t>点击开始后 OBS 为什么没有显示游戏画面</w:t>
+      </w:r>
+    </w:p>
+    <w:p>
+      <w:pPr>
+        <w:snapToGrid w:val="0"/>
+      </w:pPr>
+      <w:r>
+        <w:t>如果已点击 Play / Start / Start round，但 OBS 中没有显示互动叠加层，先在 OBS 的“来源”中选中 Streamplay 对应的浏览器源，打开“属性”，点击“刷新当前页面的缓存”（Refresh cache of current page），再检查画面。这里刷新的是浏览器源，不是摄像头源。</w:t>
       </w:r>
     </w:p>
     <w:sectPr>
@@ -4845,7 +5068,7 @@
       <w:rPr>
         <w:sz w:val="16"/>
       </w:rPr>
-      <w:t xml:space="preserve">2026-10-22 · 13   |   </w:t>
+      <w:t xml:space="preserve">2026-10-22 · 14   |   </w:t>
     </w:r>
     <w:fldSimple w:instr="PAGE"/>
   </w:p>
@@ -5232,7 +5455,7 @@
     <w:qFormat/>
     <w:rsid w:val="00FC693F"/>
     <w:pPr>
-      <w:spacing w:after="100" w:line="300" w:lineRule="exact"/>
+      <w:spacing w:after="80" w:line="300" w:lineRule="exact"/>
     </w:pPr>
     <w:rPr>
       <w:rFonts w:ascii="Arial" w:hAnsi="Arial" w:eastAsia="Heiti SC"/>
@@ -5628,7 +5851,7 @@
       <w:numPr>
         <w:ilvl w:val="1"/>
       </w:numPr>
-      <w:spacing w:after="100" w:line="280" w:lineRule="exact"/>
+      <w:spacing w:after="80" w:line="280" w:lineRule="exact"/>
     </w:pPr>
     <w:rPr>
       <w:rFonts w:ascii="Arial" w:hAnsi="Arial" w:eastAsia="Heiti SC"/>
@@ -5773,7 +5996,7 @@
       <w:numPr>
         <w:numId w:val="1"/>
       </w:numPr>
-      <w:spacing w:after="100" w:line="280" w:lineRule="exact"/>
+      <w:spacing w:after="80" w:line="280" w:lineRule="exact"/>
       <w:contextualSpacing/>
     </w:pPr>
     <w:rPr>
@@ -6040,7 +6263,7 @@
     <w:qFormat/>
     <w:rsid w:val="00FC693F"/>
     <w:pPr>
-      <w:spacing w:line="280" w:lineRule="exact" w:after="100"/>
+      <w:spacing w:line="280" w:lineRule="exact" w:after="80"/>
     </w:pPr>
     <w:rPr>
       <w:rFonts w:ascii="Arial" w:hAnsi="Arial" w:eastAsia="Heiti SC"/>
